--- a/Publisher_Ready_Curriculum/01_Physics_East_Meadow_Refactor/02_Forces/04_Friction/Teacher_Guide.docx
+++ b/Publisher_Ready_Curriculum/01_Physics_East_Meadow_Refactor/02_Forces/04_Friction/Teacher_Guide.docx
@@ -2,7 +2,7 @@
 <file path=word/document.xml><?xml version="1.0" encoding="utf-8"?>
 <w:document xmlns:w="http://schemas.openxmlformats.org/wordprocessingml/2006/main" xmlns:m="http://schemas.openxmlformats.org/officeDocument/2006/math" xmlns:r="http://schemas.openxmlformats.org/officeDocument/2006/relationships" xmlns:o="urn:schemas-microsoft-com:office:office" xmlns:v="urn:schemas-microsoft-com:vml" xmlns:w10="urn:schemas-microsoft-com:office:word" xmlns:a="http://schemas.openxmlformats.org/drawingml/2006/main" xmlns:pic="http://schemas.openxmlformats.org/drawingml/2006/picture" xmlns:wp="http://schemas.openxmlformats.org/drawingml/2006/wordprocessingDrawing">
   <w:body>
-    <w:bookmarkStart w:id="43" w:name="friction-teacher-guide"/>
+    <w:bookmarkStart w:id="49" w:name="friction-teacher-guide"/>
     <w:p>
       <w:pPr>
         <w:pStyle w:val="Heading1"/>
@@ -1015,7 +1015,7 @@
     </w:p>
     <w:bookmarkEnd w:id="21"/>
     <w:bookmarkEnd w:id="22"/>
-    <w:bookmarkStart w:id="27" w:name="phase-2-explore-10-32-min"/>
+    <w:bookmarkStart w:id="33" w:name="phase-2-explore-10-32-min"/>
     <w:p>
       <w:pPr>
         <w:pStyle w:val="Heading2"/>
@@ -1072,7 +1072,7 @@
       </w:r>
     </w:p>
     <w:bookmarkEnd w:id="23"/>
-    <w:bookmarkStart w:id="24" w:name="Xa069981072cb8f37db5f50a191d2a9fbb0e4910"/>
+    <w:bookmarkStart w:id="30" w:name="Xa069981072cb8f37db5f50a191d2a9fbb0e4910"/>
     <w:p>
       <w:pPr>
         <w:pStyle w:val="Heading3"/>
@@ -1297,8 +1297,178 @@
         <w:t xml:space="preserve">“What does pull ÷ weight tell you that the raw pull doesn’t?”</w:t>
       </w:r>
     </w:p>
-    <w:bookmarkEnd w:id="24"/>
-    <w:bookmarkStart w:id="25" w:name="teacher-facilitation-during-explore"/>
+    <w:p>
+      <w:pPr>
+        <w:pStyle w:val="FirstParagraph"/>
+      </w:pPr>
+      <w:r>
+        <w:t xml:space="preserve">As students drag the sneaker, the free-body diagram below names the forces in play: the applied pull, the friction force opposing it, and the balanced normal/gravity pair.</w:t>
+      </w:r>
+    </w:p>
+    <w:p>
+      <w:pPr>
+        <w:pStyle w:val="CaptionedFigure"/>
+      </w:pPr>
+      <w:r>
+        <w:drawing>
+          <wp:inline>
+            <wp:extent cx="3462528" cy="3334512"/>
+            <wp:effectExtent b="0" l="0" r="0" t="0"/>
+            <wp:docPr descr="Free-body diagram of a box being dragged: applied force to the right, friction opposing to the left, normal force up, and gravity down." title="" id="25" name="Picture"/>
+            <a:graphic>
+              <a:graphicData uri="http://schemas.openxmlformats.org/drawingml/2006/picture">
+                <pic:pic>
+                  <pic:nvPicPr>
+                    <pic:cNvPr descr="figures/fbd_friction.png" id="26" name="Picture"/>
+                    <pic:cNvPicPr>
+                      <a:picLocks noChangeArrowheads="1" noChangeAspect="1"/>
+                    </pic:cNvPicPr>
+                  </pic:nvPicPr>
+                  <pic:blipFill>
+                    <a:blip r:embed="rId24"/>
+                    <a:stretch>
+                      <a:fillRect/>
+                    </a:stretch>
+                  </pic:blipFill>
+                  <pic:spPr bwMode="auto">
+                    <a:xfrm>
+                      <a:off x="0" y="0"/>
+                      <a:ext cx="3462528" cy="3334512"/>
+                    </a:xfrm>
+                    <a:prstGeom prst="rect">
+                      <a:avLst/>
+                    </a:prstGeom>
+                    <a:noFill/>
+                    <a:ln w="9525">
+                      <a:noFill/>
+                      <a:headEnd/>
+                      <a:tailEnd/>
+                    </a:ln>
+                  </pic:spPr>
+                </pic:pic>
+              </a:graphicData>
+            </a:graphic>
+          </wp:inline>
+        </w:drawing>
+      </w:r>
+    </w:p>
+    <w:p>
+      <w:pPr>
+        <w:pStyle w:val="ImageCaption"/>
+      </w:pPr>
+      <w:r>
+        <w:t xml:space="preserve">Free-body diagram of a box being dragged: applied force to the right, friction opposing to the left, normal force up, and gravity down.</w:t>
+      </w:r>
+    </w:p>
+    <w:p>
+      <w:pPr>
+        <w:pStyle w:val="BodyText"/>
+      </w:pPr>
+      <w:r>
+        <w:t xml:space="preserve">The Level-3</w:t>
+      </w:r>
+      <w:r>
+        <w:t xml:space="preserve"> </w:t>
+      </w:r>
+      <w:r>
+        <w:t xml:space="preserve">“breakaway”</w:t>
+      </w:r>
+      <w:r>
+        <w:t xml:space="preserve"> </w:t>
+      </w:r>
+      <w:r>
+        <w:t xml:space="preserve">pattern shows up clearly when friction force is plotted against applied force — it climbs through the</w:t>
+      </w:r>
+      <w:r>
+        <w:t xml:space="preserve"> </w:t>
+      </w:r>
+      <w:r>
+        <w:rPr>
+          <w:b/>
+          <w:bCs/>
+        </w:rPr>
+        <w:t xml:space="preserve">static</w:t>
+      </w:r>
+      <w:r>
+        <w:t xml:space="preserve"> </w:t>
+      </w:r>
+      <w:r>
+        <w:t xml:space="preserve">region to a peak, then drops to a steadier</w:t>
+      </w:r>
+      <w:r>
+        <w:t xml:space="preserve"> </w:t>
+      </w:r>
+      <w:r>
+        <w:rPr>
+          <w:b/>
+          <w:bCs/>
+        </w:rPr>
+        <w:t xml:space="preserve">kinetic</w:t>
+      </w:r>
+      <w:r>
+        <w:t xml:space="preserve"> </w:t>
+      </w:r>
+      <w:r>
+        <w:t xml:space="preserve">plateau:</w:t>
+      </w:r>
+    </w:p>
+    <w:p>
+      <w:pPr>
+        <w:pStyle w:val="CaptionedFigure"/>
+      </w:pPr>
+      <w:r>
+        <w:drawing>
+          <wp:inline>
+            <wp:extent cx="4108704" cy="3206496"/>
+            <wp:effectExtent b="0" l="0" r="0" t="0"/>
+            <wp:docPr descr="Line graph of friction force versus applied force: a rising static region up to a peak, then a lower, flat kinetic plateau once the object is sliding." title="" id="28" name="Picture"/>
+            <a:graphic>
+              <a:graphicData uri="http://schemas.openxmlformats.org/drawingml/2006/picture">
+                <pic:pic>
+                  <pic:nvPicPr>
+                    <pic:cNvPr descr="figures/friction_vs_applied.png" id="29" name="Picture"/>
+                    <pic:cNvPicPr>
+                      <a:picLocks noChangeArrowheads="1" noChangeAspect="1"/>
+                    </pic:cNvPicPr>
+                  </pic:nvPicPr>
+                  <pic:blipFill>
+                    <a:blip r:embed="rId27"/>
+                    <a:stretch>
+                      <a:fillRect/>
+                    </a:stretch>
+                  </pic:blipFill>
+                  <pic:spPr bwMode="auto">
+                    <a:xfrm>
+                      <a:off x="0" y="0"/>
+                      <a:ext cx="4108704" cy="3206496"/>
+                    </a:xfrm>
+                    <a:prstGeom prst="rect">
+                      <a:avLst/>
+                    </a:prstGeom>
+                    <a:noFill/>
+                    <a:ln w="9525">
+                      <a:noFill/>
+                      <a:headEnd/>
+                      <a:tailEnd/>
+                    </a:ln>
+                  </pic:spPr>
+                </pic:pic>
+              </a:graphicData>
+            </a:graphic>
+          </wp:inline>
+        </w:drawing>
+      </w:r>
+    </w:p>
+    <w:p>
+      <w:pPr>
+        <w:pStyle w:val="ImageCaption"/>
+      </w:pPr>
+      <w:r>
+        <w:t xml:space="preserve">Line graph of friction force versus applied force: a rising static region up to a peak, then a lower, flat kinetic plateau once the object is sliding.</w:t>
+      </w:r>
+    </w:p>
+    <w:bookmarkEnd w:id="30"/>
+    <w:bookmarkStart w:id="31" w:name="teacher-facilitation-during-explore"/>
     <w:p>
       <w:pPr>
         <w:pStyle w:val="Heading3"/>
@@ -1457,8 +1627,8 @@
         <w:t xml:space="preserve">(Ff depends on FN, not mass directly).</w:t>
       </w:r>
     </w:p>
-    <w:bookmarkEnd w:id="25"/>
-    <w:bookmarkStart w:id="26" w:name="min-gallery-check"/>
+    <w:bookmarkEnd w:id="31"/>
+    <w:bookmarkStart w:id="32" w:name="min-gallery-check"/>
     <w:p>
       <w:pPr>
         <w:pStyle w:val="Heading3"/>
@@ -1530,9 +1700,9 @@
         </w:pict>
       </w:r>
     </w:p>
-    <w:bookmarkEnd w:id="26"/>
-    <w:bookmarkEnd w:id="27"/>
-    <w:bookmarkStart w:id="31" w:name="phase-3-explain-32-37-min"/>
+    <w:bookmarkEnd w:id="32"/>
+    <w:bookmarkEnd w:id="33"/>
+    <w:bookmarkStart w:id="37" w:name="phase-3-explain-32-37-min"/>
     <w:p>
       <w:pPr>
         <w:pStyle w:val="Heading2"/>
@@ -1551,7 +1721,7 @@
         <w:t xml:space="preserve">(32 – 37 min)</w:t>
       </w:r>
     </w:p>
-    <w:bookmarkStart w:id="28" w:name="min-class-consensus"/>
+    <w:bookmarkStart w:id="34" w:name="min-class-consensus"/>
     <w:p>
       <w:pPr>
         <w:pStyle w:val="Heading3"/>
@@ -1584,8 +1754,8 @@
         <w:t xml:space="preserve">“A contact force pushes back against the motion. It’s bigger on rougher surface pairings and bigger when you press the surfaces together harder. Right before something slides, that push reaches a maximum; once it’s sliding, the push is steady and a bit smaller.”</w:t>
       </w:r>
     </w:p>
-    <w:bookmarkEnd w:id="28"/>
-    <w:bookmarkStart w:id="29" w:name="min-vocabulary-introduction-3-terms"/>
+    <w:bookmarkEnd w:id="34"/>
+    <w:bookmarkStart w:id="35" w:name="min-vocabulary-introduction-3-terms"/>
     <w:p>
       <w:pPr>
         <w:pStyle w:val="Heading3"/>
@@ -1697,8 +1867,8 @@
         <w:t xml:space="preserve">: friction equals μ times the normal force.”</w:t>
       </w:r>
     </w:p>
-    <w:bookmarkEnd w:id="29"/>
-    <w:bookmarkStart w:id="30" w:name="discussion-prompts-to-deploy-here"/>
+    <w:bookmarkEnd w:id="35"/>
+    <w:bookmarkStart w:id="36" w:name="discussion-prompts-to-deploy-here"/>
     <w:p>
       <w:pPr>
         <w:pStyle w:val="Heading3"/>
@@ -1814,9 +1984,9 @@
         </w:pict>
       </w:r>
     </w:p>
-    <w:bookmarkEnd w:id="30"/>
-    <w:bookmarkEnd w:id="31"/>
-    <w:bookmarkStart w:id="34" w:name="phase-4-elaborate-37-40-min"/>
+    <w:bookmarkEnd w:id="36"/>
+    <w:bookmarkEnd w:id="37"/>
+    <w:bookmarkStart w:id="40" w:name="phase-4-elaborate-37-40-min"/>
     <w:p>
       <w:pPr>
         <w:pStyle w:val="Heading2"/>
@@ -1835,7 +2005,7 @@
         <w:t xml:space="preserve">(37 – 40 min)</w:t>
       </w:r>
     </w:p>
-    <w:bookmarkStart w:id="32" w:name="min-revise-the-model"/>
+    <w:bookmarkStart w:id="38" w:name="min-revise-the-model"/>
     <w:p>
       <w:pPr>
         <w:pStyle w:val="Heading3"/>
@@ -1884,8 +2054,8 @@
         <w:t xml:space="preserve">Add a sentence: when is it static, when is it kinetic, and what two things set its size? Use Ff = μ·FN.”</w:t>
       </w:r>
     </w:p>
-    <w:bookmarkEnd w:id="32"/>
-    <w:bookmarkStart w:id="33" w:name="Xe4ec0b08831d4e896e615598260427df1ab407e"/>
+    <w:bookmarkEnd w:id="38"/>
+    <w:bookmarkStart w:id="39" w:name="Xe4ec0b08831d4e896e615598260427df1ab407e"/>
     <w:p>
       <w:pPr>
         <w:pStyle w:val="Heading3"/>
@@ -1933,9 +2103,9 @@
         </w:pict>
       </w:r>
     </w:p>
-    <w:bookmarkEnd w:id="33"/>
-    <w:bookmarkEnd w:id="34"/>
-    <w:bookmarkStart w:id="36" w:name="phase-5-evaluate-40-42-min"/>
+    <w:bookmarkEnd w:id="39"/>
+    <w:bookmarkEnd w:id="40"/>
+    <w:bookmarkStart w:id="42" w:name="phase-5-evaluate-40-42-min"/>
     <w:p>
       <w:pPr>
         <w:pStyle w:val="Heading2"/>
@@ -1954,7 +2124,7 @@
         <w:t xml:space="preserve">(40 – 42 min)</w:t>
       </w:r>
     </w:p>
-    <w:bookmarkStart w:id="35" w:name="min-exit-ticket-closing-reflection"/>
+    <w:bookmarkStart w:id="41" w:name="min-exit-ticket-closing-reflection"/>
     <w:p>
       <w:pPr>
         <w:pStyle w:val="Heading3"/>
@@ -2063,9 +2233,9 @@
         </w:pict>
       </w:r>
     </w:p>
-    <w:bookmarkEnd w:id="35"/>
-    <w:bookmarkEnd w:id="36"/>
-    <w:bookmarkStart w:id="37" w:name="common-misconceptions"/>
+    <w:bookmarkEnd w:id="41"/>
+    <w:bookmarkEnd w:id="42"/>
+    <w:bookmarkStart w:id="43" w:name="common-misconceptions"/>
     <w:p>
       <w:pPr>
         <w:pStyle w:val="Heading2"/>
@@ -2273,8 +2443,8 @@
         </w:pict>
       </w:r>
     </w:p>
-    <w:bookmarkEnd w:id="37"/>
-    <w:bookmarkStart w:id="38" w:name="access-differentiation"/>
+    <w:bookmarkEnd w:id="43"/>
+    <w:bookmarkStart w:id="44" w:name="access-differentiation"/>
     <w:p>
       <w:pPr>
         <w:pStyle w:val="Heading2"/>
@@ -2396,8 +2566,8 @@
         </w:pict>
       </w:r>
     </w:p>
-    <w:bookmarkEnd w:id="38"/>
-    <w:bookmarkStart w:id="39" w:name="strategy-spotlight"/>
+    <w:bookmarkEnd w:id="44"/>
+    <w:bookmarkStart w:id="45" w:name="strategy-spotlight"/>
     <w:p>
       <w:pPr>
         <w:pStyle w:val="Heading2"/>
@@ -2483,8 +2653,8 @@
         </w:pict>
       </w:r>
     </w:p>
-    <w:bookmarkEnd w:id="39"/>
-    <w:bookmarkStart w:id="40" w:name="nyssls-observation-checklist-crosswalk"/>
+    <w:bookmarkEnd w:id="45"/>
+    <w:bookmarkStart w:id="46" w:name="nyssls-observation-checklist-crosswalk"/>
     <w:p>
       <w:pPr>
         <w:pStyle w:val="Heading2"/>
@@ -2844,8 +3014,8 @@
         </w:pict>
       </w:r>
     </w:p>
-    <w:bookmarkEnd w:id="40"/>
-    <w:bookmarkStart w:id="41" w:name="companion-materials"/>
+    <w:bookmarkEnd w:id="46"/>
+    <w:bookmarkStart w:id="47" w:name="companion-materials"/>
     <w:p>
       <w:pPr>
         <w:pStyle w:val="Heading2"/>
@@ -2936,8 +3106,8 @@
         </w:pict>
       </w:r>
     </w:p>
-    <w:bookmarkEnd w:id="41"/>
-    <w:bookmarkStart w:id="42" w:name="key-vocabulary-max-3"/>
+    <w:bookmarkEnd w:id="47"/>
+    <w:bookmarkStart w:id="48" w:name="key-vocabulary-max-3"/>
     <w:p>
       <w:pPr>
         <w:pStyle w:val="Heading2"/>
@@ -3012,8 +3182,8 @@
         <w:t xml:space="preserve">— friction on an object that is already sliding; it is roughly constant</w:t>
       </w:r>
     </w:p>
-    <w:bookmarkEnd w:id="42"/>
-    <w:bookmarkEnd w:id="43"/>
+    <w:bookmarkEnd w:id="48"/>
+    <w:bookmarkEnd w:id="49"/>
     <w:sectPr>
       <w:pgSz w:h="15840" w:w="12240"/>
       <w:pgMar w:bottom="1152" w:footer="720" w:gutter="0" w:header="720" w:left="1296" w:right="1296" w:top="1152"/>
